--- a/LLM_and_Enterprise_RAG_Bootcamp/Lab_Walkthroughs/Week_09_Lab_A_derivative_artifacts_and_query_transformation.docx
+++ b/LLM_and_Enterprise_RAG_Bootcamp/Lab_Walkthroughs/Week_09_Lab_A_derivative_artifacts_and_query_transformation.docx
@@ -167,6 +167,508 @@
           <w:sz w:val="22"/>
         </w:rPr>
         <w:t>Measure recall@5 before and after.</w:t>
+      </w:r>
+    </w:p>
+    <w:p>
+      <w:r>
+        <w:rPr>
+          <w:b/>
+          <w:color w:val="1E2761"/>
+          <w:sz w:val="32"/>
+        </w:rPr>
+        <w:t>Starter Code</w:t>
+      </w:r>
+    </w:p>
+    <w:p>
+      <w:r>
+        <w:rPr>
+          <w:color w:val="333333"/>
+          <w:sz w:val="22"/>
+        </w:rPr>
+        <w:t>Copy this into the lab workspace and fill in the marked sections.</w:t>
+      </w:r>
+    </w:p>
+    <w:p>
+      <w:pPr>
+        <w:spacing w:after="0" w:before="0"/>
+      </w:pPr>
+      <w:r>
+        <w:rPr>
+          <w:rFonts w:ascii="Consolas" w:hAnsi="Consolas"/>
+          <w:color w:val="101010"/>
+          <w:sz w:val="18"/>
+        </w:rPr>
+        <w:t>import json</w:t>
+      </w:r>
+    </w:p>
+    <w:p>
+      <w:pPr>
+        <w:spacing w:after="0" w:before="0"/>
+      </w:pPr>
+      <w:r>
+        <w:rPr>
+          <w:rFonts w:ascii="Consolas" w:hAnsi="Consolas"/>
+          <w:color w:val="101010"/>
+          <w:sz w:val="18"/>
+        </w:rPr>
+        <w:t>import hashlib</w:t>
+      </w:r>
+    </w:p>
+    <w:p>
+      <w:pPr>
+        <w:spacing w:after="0" w:before="0"/>
+      </w:pPr>
+      <w:r>
+        <w:rPr>
+          <w:rFonts w:ascii="Consolas" w:hAnsi="Consolas"/>
+          <w:color w:val="101010"/>
+          <w:sz w:val="18"/>
+        </w:rPr>
+        <w:t>import os</w:t>
+      </w:r>
+    </w:p>
+    <w:p>
+      <w:pPr>
+        <w:spacing w:after="0" w:before="0"/>
+      </w:pPr>
+      <w:r>
+        <w:rPr>
+          <w:rFonts w:ascii="Consolas" w:hAnsi="Consolas"/>
+          <w:color w:val="101010"/>
+          <w:sz w:val="18"/>
+        </w:rPr>
+        <w:t xml:space="preserve"> </w:t>
+      </w:r>
+    </w:p>
+    <w:p>
+      <w:pPr>
+        <w:spacing w:after="0" w:before="0"/>
+      </w:pPr>
+      <w:r>
+        <w:rPr>
+          <w:rFonts w:ascii="Consolas" w:hAnsi="Consolas"/>
+          <w:color w:val="101010"/>
+          <w:sz w:val="18"/>
+        </w:rPr>
+        <w:t>FACTOID_PROMPT = '''Extract exactly 5 atomic facts from this document.</w:t>
+      </w:r>
+    </w:p>
+    <w:p>
+      <w:pPr>
+        <w:spacing w:after="0" w:before="0"/>
+      </w:pPr>
+      <w:r>
+        <w:rPr>
+          <w:rFonts w:ascii="Consolas" w:hAnsi="Consolas"/>
+          <w:color w:val="101010"/>
+          <w:sz w:val="18"/>
+        </w:rPr>
+        <w:t>One sentence each, no pronouns, keep numbers and dates verbatim.</w:t>
+      </w:r>
+    </w:p>
+    <w:p>
+      <w:pPr>
+        <w:spacing w:after="0" w:before="0"/>
+      </w:pPr>
+      <w:r>
+        <w:rPr>
+          <w:rFonts w:ascii="Consolas" w:hAnsi="Consolas"/>
+          <w:color w:val="101010"/>
+          <w:sz w:val="18"/>
+        </w:rPr>
+        <w:t>Output a JSON list of strings.\nDOCUMENT:\n{doc}'''</w:t>
+      </w:r>
+    </w:p>
+    <w:p>
+      <w:pPr>
+        <w:spacing w:after="0" w:before="0"/>
+      </w:pPr>
+      <w:r>
+        <w:rPr>
+          <w:rFonts w:ascii="Consolas" w:hAnsi="Consolas"/>
+          <w:color w:val="101010"/>
+          <w:sz w:val="18"/>
+        </w:rPr>
+        <w:t xml:space="preserve"> </w:t>
+      </w:r>
+    </w:p>
+    <w:p>
+      <w:pPr>
+        <w:spacing w:after="0" w:before="0"/>
+      </w:pPr>
+      <w:r>
+        <w:rPr>
+          <w:rFonts w:ascii="Consolas" w:hAnsi="Consolas"/>
+          <w:color w:val="101010"/>
+          <w:sz w:val="18"/>
+        </w:rPr>
+        <w:t>QA_PROMPT = '''Write 3 question-answer pairs a user might ask about</w:t>
+      </w:r>
+    </w:p>
+    <w:p>
+      <w:pPr>
+        <w:spacing w:after="0" w:before="0"/>
+      </w:pPr>
+      <w:r>
+        <w:rPr>
+          <w:rFonts w:ascii="Consolas" w:hAnsi="Consolas"/>
+          <w:color w:val="101010"/>
+          <w:sz w:val="18"/>
+        </w:rPr>
+        <w:t>this document. Output JSON: [{"q": ..., "a": ...}]\nDOCUMENT:\n{doc}'''</w:t>
+      </w:r>
+    </w:p>
+    <w:p>
+      <w:pPr>
+        <w:spacing w:after="0" w:before="0"/>
+      </w:pPr>
+      <w:r>
+        <w:rPr>
+          <w:rFonts w:ascii="Consolas" w:hAnsi="Consolas"/>
+          <w:color w:val="101010"/>
+          <w:sz w:val="18"/>
+        </w:rPr>
+        <w:t xml:space="preserve"> </w:t>
+      </w:r>
+    </w:p>
+    <w:p>
+      <w:pPr>
+        <w:spacing w:after="0" w:before="0"/>
+      </w:pPr>
+      <w:r>
+        <w:rPr>
+          <w:rFonts w:ascii="Consolas" w:hAnsi="Consolas"/>
+          <w:color w:val="101010"/>
+          <w:sz w:val="18"/>
+        </w:rPr>
+        <w:t>HYDE_PROMPT = 'Write a short plausible answer to: {query}'</w:t>
+      </w:r>
+    </w:p>
+    <w:p>
+      <w:pPr>
+        <w:spacing w:after="0" w:before="0"/>
+      </w:pPr>
+      <w:r>
+        <w:rPr>
+          <w:rFonts w:ascii="Consolas" w:hAnsi="Consolas"/>
+          <w:color w:val="101010"/>
+          <w:sz w:val="18"/>
+        </w:rPr>
+        <w:t xml:space="preserve"> </w:t>
+      </w:r>
+    </w:p>
+    <w:p>
+      <w:pPr>
+        <w:spacing w:after="0" w:before="0"/>
+      </w:pPr>
+      <w:r>
+        <w:rPr>
+          <w:rFonts w:ascii="Consolas" w:hAnsi="Consolas"/>
+          <w:color w:val="101010"/>
+          <w:sz w:val="18"/>
+        </w:rPr>
+        <w:t>def cached_llm(prompt, llm, cache_dir='cache'):</w:t>
+      </w:r>
+    </w:p>
+    <w:p>
+      <w:pPr>
+        <w:spacing w:after="0" w:before="0"/>
+      </w:pPr>
+      <w:r>
+        <w:rPr>
+          <w:rFonts w:ascii="Consolas" w:hAnsi="Consolas"/>
+          <w:color w:val="101010"/>
+          <w:sz w:val="18"/>
+        </w:rPr>
+        <w:t xml:space="preserve">    key = hashlib.sha1(prompt.encode()).hexdigest()</w:t>
+      </w:r>
+    </w:p>
+    <w:p>
+      <w:pPr>
+        <w:spacing w:after="0" w:before="0"/>
+      </w:pPr>
+      <w:r>
+        <w:rPr>
+          <w:rFonts w:ascii="Consolas" w:hAnsi="Consolas"/>
+          <w:color w:val="101010"/>
+          <w:sz w:val="18"/>
+        </w:rPr>
+        <w:t xml:space="preserve">    path = os.path.join(cache_dir, key + '.txt')</w:t>
+      </w:r>
+    </w:p>
+    <w:p>
+      <w:pPr>
+        <w:spacing w:after="0" w:before="0"/>
+      </w:pPr>
+      <w:r>
+        <w:rPr>
+          <w:rFonts w:ascii="Consolas" w:hAnsi="Consolas"/>
+          <w:color w:val="101010"/>
+          <w:sz w:val="18"/>
+        </w:rPr>
+        <w:t xml:space="preserve">    if os.path.exists(path):</w:t>
+      </w:r>
+    </w:p>
+    <w:p>
+      <w:pPr>
+        <w:spacing w:after="0" w:before="0"/>
+      </w:pPr>
+      <w:r>
+        <w:rPr>
+          <w:rFonts w:ascii="Consolas" w:hAnsi="Consolas"/>
+          <w:color w:val="101010"/>
+          <w:sz w:val="18"/>
+        </w:rPr>
+        <w:t xml:space="preserve">        return open(path).read()</w:t>
+      </w:r>
+    </w:p>
+    <w:p>
+      <w:pPr>
+        <w:spacing w:after="0" w:before="0"/>
+      </w:pPr>
+      <w:r>
+        <w:rPr>
+          <w:rFonts w:ascii="Consolas" w:hAnsi="Consolas"/>
+          <w:color w:val="101010"/>
+          <w:sz w:val="18"/>
+        </w:rPr>
+        <w:t xml:space="preserve">    out = llm(prompt)</w:t>
+      </w:r>
+    </w:p>
+    <w:p>
+      <w:pPr>
+        <w:spacing w:after="0" w:before="0"/>
+      </w:pPr>
+      <w:r>
+        <w:rPr>
+          <w:rFonts w:ascii="Consolas" w:hAnsi="Consolas"/>
+          <w:color w:val="101010"/>
+          <w:sz w:val="18"/>
+        </w:rPr>
+        <w:t xml:space="preserve">    os.makedirs(cache_dir, exist_ok=True)</w:t>
+      </w:r>
+    </w:p>
+    <w:p>
+      <w:pPr>
+        <w:spacing w:after="0" w:before="0"/>
+      </w:pPr>
+      <w:r>
+        <w:rPr>
+          <w:rFonts w:ascii="Consolas" w:hAnsi="Consolas"/>
+          <w:color w:val="101010"/>
+          <w:sz w:val="18"/>
+        </w:rPr>
+        <w:t xml:space="preserve">    open(path, 'w').write(out)</w:t>
+      </w:r>
+    </w:p>
+    <w:p>
+      <w:pPr>
+        <w:spacing w:after="0" w:before="0"/>
+      </w:pPr>
+      <w:r>
+        <w:rPr>
+          <w:rFonts w:ascii="Consolas" w:hAnsi="Consolas"/>
+          <w:color w:val="101010"/>
+          <w:sz w:val="18"/>
+        </w:rPr>
+        <w:t xml:space="preserve">    return out</w:t>
+      </w:r>
+    </w:p>
+    <w:p>
+      <w:pPr>
+        <w:spacing w:after="0" w:before="0"/>
+      </w:pPr>
+      <w:r>
+        <w:rPr>
+          <w:rFonts w:ascii="Consolas" w:hAnsi="Consolas"/>
+          <w:color w:val="101010"/>
+          <w:sz w:val="18"/>
+        </w:rPr>
+        <w:t xml:space="preserve"> </w:t>
+      </w:r>
+    </w:p>
+    <w:p>
+      <w:pPr>
+        <w:spacing w:after="0" w:before="0"/>
+      </w:pPr>
+      <w:r>
+        <w:rPr>
+          <w:rFonts w:ascii="Consolas" w:hAnsi="Consolas"/>
+          <w:color w:val="101010"/>
+          <w:sz w:val="18"/>
+        </w:rPr>
+        <w:t>def enrich(doc, llm):</w:t>
+      </w:r>
+    </w:p>
+    <w:p>
+      <w:pPr>
+        <w:spacing w:after="0" w:before="0"/>
+      </w:pPr>
+      <w:r>
+        <w:rPr>
+          <w:rFonts w:ascii="Consolas" w:hAnsi="Consolas"/>
+          <w:color w:val="101010"/>
+          <w:sz w:val="18"/>
+        </w:rPr>
+        <w:t xml:space="preserve">    facts = json.loads(cached_llm(FACTOID_PROMPT.format(doc=doc['text'][:6000]), llm))</w:t>
+      </w:r>
+    </w:p>
+    <w:p>
+      <w:pPr>
+        <w:spacing w:after="0" w:before="0"/>
+      </w:pPr>
+      <w:r>
+        <w:rPr>
+          <w:rFonts w:ascii="Consolas" w:hAnsi="Consolas"/>
+          <w:color w:val="101010"/>
+          <w:sz w:val="18"/>
+        </w:rPr>
+        <w:t xml:space="preserve">    qas = json.loads(cached_llm(QA_PROMPT.format(doc=doc['text'][:6000]), llm))</w:t>
+      </w:r>
+    </w:p>
+    <w:p>
+      <w:pPr>
+        <w:spacing w:after="0" w:before="0"/>
+      </w:pPr>
+      <w:r>
+        <w:rPr>
+          <w:rFonts w:ascii="Consolas" w:hAnsi="Consolas"/>
+          <w:color w:val="101010"/>
+          <w:sz w:val="18"/>
+        </w:rPr>
+        <w:t xml:space="preserve">    rows = [{'text': f, 'type': 'factoid', 'source': doc['id']} for f in facts]</w:t>
+      </w:r>
+    </w:p>
+    <w:p>
+      <w:pPr>
+        <w:spacing w:after="0" w:before="0"/>
+      </w:pPr>
+      <w:r>
+        <w:rPr>
+          <w:rFonts w:ascii="Consolas" w:hAnsi="Consolas"/>
+          <w:color w:val="101010"/>
+          <w:sz w:val="18"/>
+        </w:rPr>
+        <w:t xml:space="preserve">    rows += [{'text': qa['q'], 'answer': qa['a'], 'type': 'qa', 'source': doc['id']} for qa in qas]</w:t>
+      </w:r>
+    </w:p>
+    <w:p>
+      <w:pPr>
+        <w:spacing w:after="0" w:before="0"/>
+      </w:pPr>
+      <w:r>
+        <w:rPr>
+          <w:rFonts w:ascii="Consolas" w:hAnsi="Consolas"/>
+          <w:color w:val="101010"/>
+          <w:sz w:val="18"/>
+        </w:rPr>
+        <w:t xml:space="preserve">    return rows</w:t>
+      </w:r>
+    </w:p>
+    <w:p>
+      <w:pPr>
+        <w:spacing w:after="0" w:before="0"/>
+      </w:pPr>
+      <w:r>
+        <w:rPr>
+          <w:rFonts w:ascii="Consolas" w:hAnsi="Consolas"/>
+          <w:color w:val="101010"/>
+          <w:sz w:val="18"/>
+        </w:rPr>
+        <w:t># TODO: re-index chunks + artifacts, add HyDE at query time,</w:t>
+      </w:r>
+    </w:p>
+    <w:p>
+      <w:pPr>
+        <w:spacing w:after="0" w:before="0"/>
+      </w:pPr>
+      <w:r>
+        <w:rPr>
+          <w:rFonts w:ascii="Consolas" w:hAnsi="Consolas"/>
+          <w:color w:val="101010"/>
+          <w:sz w:val="18"/>
+        </w:rPr>
+        <w:t># and measure recall@5 after each increment</w:t>
+      </w:r>
+    </w:p>
+    <w:p>
+      <w:pPr>
+        <w:spacing w:after="0" w:before="0"/>
+      </w:pPr>
+      <w:r>
+        <w:rPr>
+          <w:rFonts w:ascii="Consolas" w:hAnsi="Consolas"/>
+          <w:color w:val="101010"/>
+          <w:sz w:val="18"/>
+        </w:rPr>
+        <w:t xml:space="preserve"> </w:t>
+      </w:r>
+    </w:p>
+    <w:p>
+      <w:r>
+        <w:rPr>
+          <w:b/>
+          <w:color w:val="1E2761"/>
+          <w:sz w:val="32"/>
+        </w:rPr>
+        <w:t>Verification Checks</w:t>
+      </w:r>
+    </w:p>
+    <w:p>
+      <w:r>
+        <w:rPr>
+          <w:color w:val="333333"/>
+          <w:sz w:val="22"/>
+        </w:rPr>
+        <w:t>Run these before submitting. Each check catches a frequent failure.</w:t>
+      </w:r>
+    </w:p>
+    <w:p>
+      <w:pPr>
+        <w:pStyle w:val="ListBullet"/>
+      </w:pPr>
+      <w:r>
+        <w:rPr>
+          <w:color w:val="333333"/>
+          <w:sz w:val="22"/>
+        </w:rPr>
+        <w:t>Every document yields exactly 5 factoids and 3 QA pairs of valid JSON (retry loop handles malformed output).</w:t>
+      </w:r>
+    </w:p>
+    <w:p>
+      <w:pPr>
+        <w:pStyle w:val="ListBullet"/>
+      </w:pPr>
+      <w:r>
+        <w:rPr>
+          <w:color w:val="333333"/>
+          <w:sz w:val="22"/>
+        </w:rPr>
+        <w:t>All artifacts carry a source id that resolves back to a real document.</w:t>
+      </w:r>
+    </w:p>
+    <w:p>
+      <w:pPr>
+        <w:pStyle w:val="ListBullet"/>
+      </w:pPr>
+      <w:r>
+        <w:rPr>
+          <w:color w:val="333333"/>
+          <w:sz w:val="22"/>
+        </w:rPr>
+        <w:t>A second enrichment run makes zero LLM calls (cache hit confirmed by call counter).</w:t>
+      </w:r>
+    </w:p>
+    <w:p>
+      <w:pPr>
+        <w:pStyle w:val="ListBullet"/>
+      </w:pPr>
+      <w:r>
+        <w:rPr>
+          <w:color w:val="333333"/>
+          <w:sz w:val="22"/>
+        </w:rPr>
+        <w:t>The recall@5 table shows four rows: baseline, +factoids, +QA pairs, +HyDE, measured on the same 100 queries.</w:t>
       </w:r>
     </w:p>
     <w:p>
@@ -530,6 +1032,7 @@
       </w:r>
     </w:p>
     <w:sectPr>
+      <w:footerReference w:type="default" r:id="rId9"/>
       <w:pgSz w:w="12240" w:h="15840"/>
       <w:pgMar w:top="1152" w:right="1296" w:bottom="1152" w:left="1296" w:header="720" w:footer="720" w:gutter="0"/>
       <w:cols w:space="720"/>
@@ -537,6 +1040,25 @@
     </w:sectPr>
   </w:body>
 </w:document>
+</file>
+
+<file path=word/footer1.xml><?xml version="1.0" encoding="utf-8"?>
+<w:ftr xmlns:m="http://schemas.openxmlformats.org/officeDocument/2006/math" xmlns:mc="http://schemas.openxmlformats.org/markup-compatibility/2006" xmlns:mo="http://schemas.microsoft.com/office/mac/office/2008/main" xmlns:mv="urn:schemas-microsoft-com:mac:vml" xmlns:o="urn:schemas-microsoft-com:office:office" xmlns:r="http://schemas.openxmlformats.org/officeDocument/2006/relationships" xmlns:v="urn:schemas-microsoft-com:vml" xmlns:w10="urn:schemas-microsoft-com:office:word" xmlns:w14="http://schemas.microsoft.com/office/word/2010/wordml" xmlns:w="http://schemas.openxmlformats.org/wordprocessingml/2006/main" xmlns:wne="http://schemas.microsoft.com/office/word/2006/wordml" xmlns:wp14="http://schemas.microsoft.com/office/word/2010/wordprocessingDrawing" xmlns:wp="http://schemas.openxmlformats.org/drawingml/2006/wordprocessingDrawing" xmlns:wpc="http://schemas.microsoft.com/office/word/2010/wordprocessingCanvas" xmlns:wpg="http://schemas.microsoft.com/office/word/2010/wordprocessingGroup" xmlns:wpi="http://schemas.microsoft.com/office/word/2010/wordprocessingInk" xmlns:wps="http://schemas.microsoft.com/office/word/2010/wordprocessingShape" mc:Ignorable="w14 wp14">
+  <w:p>
+    <w:pPr>
+      <w:pStyle w:val="Footer"/>
+      <w:jc w:val="center"/>
+    </w:pPr>
+    <w:r>
+      <w:rPr>
+        <w:rFonts w:ascii="Calibri" w:hAnsi="Calibri"/>
+        <w:color w:val="333333"/>
+        <w:sz w:val="18"/>
+      </w:rPr>
+      <w:t>© 2026 Proxiant Academy | info@proxiant.com | proxiant.ai/training</w:t>
+    </w:r>
+  </w:p>
+</w:ftr>
 </file>
 
 <file path=word/numbering.xml><?xml version="1.0" encoding="utf-8"?>
